--- a/dist/chuyen_de_1/15_part2_findings.docx
+++ b/dist/chuyen_de_1/15_part2_findings.docx
@@ -205,7 +205,7 @@
         <w:t xml:space="preserve"> </w:t>
       </w:r>
       <w:r>
-        <w:t xml:space="preserve">với 16.979 doanh nghiệp.</w:t>
+        <w:t xml:space="preserve">với 17.107 doanh nghiệp.</w:t>
       </w:r>
     </w:p>
     <w:p>
@@ -296,7 +296,7 @@
           <w:iCs/>
           <w:i/>
         </w:rPr>
-        <w:t xml:space="preserve">Hình 4.0. Phân bố mẫu doanh nghiệp xuyên 17 năm theo 3 thế hệ schema WBES: PICS3 (2009-2012, n=14.171), Standardized (2013-2017, n=24.564), BREADY (2018-2025, n=62.450 gồm Kiribati 2025). Đợt 2025 đột biến với 16.979 doanh nghiệp = 16,8% pool — đợt khảo sát đơn năm lớn nhất. Tái lập:</w:t>
+        <w:t xml:space="preserve">Hình 4.0. Phân bố mẫu doanh nghiệp xuyên 17 năm theo 3 thế hệ schema WBES: PICS3 (2009-2012, n=14.171), Standardized (2013-2017, n=24.564), BREADY (2018-2025, n=62.450 gồm Kiribati 2025). Đợt 2025 đột biến với 17.107 doanh nghiệp = 16,9% pool — đợt khảo sát đơn năm lớn nhất. Tái lập:</w:t>
       </w:r>
       <w:r>
         <w:rPr>
@@ -450,6 +450,21 @@
           <w:i/>
         </w:rPr>
         <w:t xml:space="preserve">Phân tán (dispersion) năng suất lao động theo phân nhóm con thể chế (n=108 cặp QG×năm — v3.1).</w:t>
+      </w:r>
+    </w:p>
+    <w:p>
+      <w:pPr>
+        <w:pStyle w:val="BlockText"/>
+      </w:pPr>
+      <w:r>
+        <w:rPr>
+          <w:iCs/>
+          <w:i/>
+        </w:rPr>
+        <w:t xml:space="preserve">Lưu ý cột n_firms</w:t>
+      </w:r>
+      <w:r>
+        <w:t xml:space="preserve">: n_firms = số doanh nghiệp có đầy đủ dữ liệu log năng suất (productivity-complete subsample). Tổng pool = 101.185 (không tính mất dữ liệu log năng suất). Chênh lệch Frontier (18.877 vs §4.1 text 28.678 = −9.801, −34%) phản ánh mức độ missing cao hơn ở nhóm này do coverage WBES giai đoạn 2009–2012. Cột "Cặp QG×năm" trong bảng cộng = 103; 5 cặp còn lại là các đợt khảo sát không đủ dữ liệu để tính sd log.</w:t>
       </w:r>
     </w:p>
     <w:tbl>
@@ -2893,20 +2908,7 @@
         <w:t xml:space="preserve"> </w:t>
       </w:r>
       <w:r>
-        <w:t xml:space="preserve">do đo lường sơ sài, không phải thực tế kinh tế. Như NotebookLM (2026,</w:t>
-      </w:r>
-      <w:r>
-        <w:t xml:space="preserve"> </w:t>
-      </w:r>
-      <w:r>
-        <w:rPr>
-          <w:iCs/>
-          <w:i/>
-        </w:rPr>
-        <w:t xml:space="preserve">Bẫy đo lường số hóa Châu Á</w:t>
-      </w:r>
-      <w:r>
-        <w:t xml:space="preserve">) so sánh:</w:t>
+        <w:t xml:space="preserve">do đo lường sơ sài, không phải thực tế kinh tế. Như tác giả lưu ý (ghi chú nội bộ, 2026):</w:t>
       </w:r>
       <w:r>
         <w:t xml:space="preserve"> </w:t>
@@ -3115,7 +3117,7 @@
         <w:t xml:space="preserve">Bằng chứng nền tảng</w:t>
       </w:r>
       <w:r>
-        <w:t xml:space="preserve">: §2.7 file 14 v3.13 (Khung 4-Tier Verhoef + CDCM); P3 Singapore manuscript (Mar et al., 2026 —</w:t>
+        <w:t xml:space="preserve">: §2.7 file 14 v3.13 (Khung 4-Tier Verhoef + CDCM); P4 Singapore manuscript (Mar et al., 2026 —</w:t>
       </w:r>
       <w:r>
         <w:t xml:space="preserve"> </w:t>
@@ -3128,7 +3130,7 @@
         <w:t xml:space="preserve">MIR</w:t>
       </w:r>
       <w:r>
-        <w:t xml:space="preserve">); P4 Việt Nam (Đỗ &amp; Phan, 2026 —</w:t>
+        <w:t xml:space="preserve">); P3 Việt Nam (Đỗ &amp; Phan, 2026 —</w:t>
       </w:r>
       <w:r>
         <w:t xml:space="preserve"> </w:t>
@@ -3138,7 +3140,7 @@
           <w:iCs/>
           <w:i/>
         </w:rPr>
-        <w:t xml:space="preserve">APJM</w:t>
+        <w:t xml:space="preserve">JABS</w:t>
       </w:r>
       <w:r>
         <w:t xml:space="preserve">).</w:t>
@@ -3149,7 +3151,7 @@
         <w:pStyle w:val="FirstParagraph"/>
       </w:pPr>
       <w:r>
-        <w:t xml:space="preserve">NotebookLM critique 08/05/2026 chỉ ra</w:t>
+        <w:t xml:space="preserve">Phân tích của tác giả (ghi chú nội bộ, 2026) chỉ ra</w:t>
       </w:r>
       <w:r>
         <w:t xml:space="preserve"> </w:t>
@@ -3621,7 +3623,7 @@
         <w:t xml:space="preserve"> </w:t>
       </w:r>
       <w:r>
-        <w:t xml:space="preserve">(measurement break) khi Tier 1 không đủ sức quản lý giao dịch ở xuất khẩu cao. Khi mở rộng sang Tier 1+2 (Spec 2 với e-payment), hệ số dương mạnh emerges — replication pattern Singapore P3.</w:t>
+        <w:t xml:space="preserve">(measurement break) khi Tier 1 không đủ sức quản lý giao dịch ở xuất khẩu cao. Khi mở rộng sang Tier 1+2 (Spec 2 với e-payment), hệ số dương mạnh emerges — replication pattern Singapore P4.</w:t>
       </w:r>
     </w:p>
     <w:p>
@@ -3646,7 +3648,7 @@
         <w:t xml:space="preserve">(robustness check #10)</w:t>
       </w:r>
       <w:r>
-        <w:t xml:space="preserve">: Cross-validation construct boundary — chạy Spec 2 chỉ ở 41 nước có đủ Tier 1+2 data (BREADY+ wave); confirm rằng pattern Singapore-style (DAI × FSTS² dương) emerges khi có composite digital adoption metric. Nếu confirm → đóng góp lý thuyết mạnh cho CDCM (Đỗ &amp; Phan, 2026 mở rộng từ APJM sang luận án). Nếu không confirm → cần Tier 3 (ERP/CRM) hoặc Tier 4 (AI) để nắm cơ chế thực sự — hàm ý cho data collection tương lai (limitations §7.3.4 file 16).</w:t>
+        <w:t xml:space="preserve">: Cross-validation construct boundary — chạy Spec 2 chỉ ở 41 nước có đủ Tier 1+2 data (BREADY+ wave); confirm rằng pattern Singapore-style (DAI × FSTS² dương) emerges khi có composite digital adoption metric. Nếu confirm → đóng góp lý thuyết mạnh cho CDCM (Đỗ &amp; Phan, 2026 mở rộng từ JABS sang luận án). Nếu không confirm → cần Tier 3 (ERP/CRM) hoặc Tier 4 (AI) để nắm cơ chế thực sự — hàm ý cho data collection tương lai (limitations §7.3.4 file 16).</w:t>
       </w:r>
     </w:p>
     <w:bookmarkEnd w:id="25"/>
@@ -5606,7 +5608,60 @@
           <w:iCs/>
           <w:i/>
         </w:rPr>
-        <w:t xml:space="preserve">Lưu ý: Số liệu tỷ lệ phần trăm là ước tính theo phân nhóm con ICRV dựa trên tổng hợp WBES pool — cần đối chiếu lại với dữ liệu</w:t>
+        <w:t xml:space="preserve">⚠️</w:t>
+      </w:r>
+      <w:r>
+        <w:rPr>
+          <w:iCs/>
+          <w:i/>
+        </w:rPr>
+        <w:t xml:space="preserve"> </w:t>
+      </w:r>
+      <w:r>
+        <w:rPr>
+          <w:bCs/>
+          <w:b/>
+          <w:iCs/>
+          <w:i/>
+        </w:rPr>
+        <w:t xml:space="preserve">Ghi chú dữ liệu — CHƯA XÁC MINH (provisional estimate)</w:t>
+      </w:r>
+      <w:r>
+        <w:rPr>
+          <w:iCs/>
+          <w:i/>
+        </w:rPr>
+        <w:t xml:space="preserve">: Số liệu tỷ lệ phần trăm trong bảng này là</w:t>
+      </w:r>
+      <w:r>
+        <w:rPr>
+          <w:iCs/>
+          <w:i/>
+        </w:rPr>
+        <w:t xml:space="preserve"> </w:t>
+      </w:r>
+      <w:r>
+        <w:rPr>
+          <w:bCs/>
+          <w:b/>
+          <w:iCs/>
+          <w:i/>
+        </w:rPr>
+        <w:t xml:space="preserve">ước tính sơ bộ</w:t>
+      </w:r>
+      <w:r>
+        <w:rPr>
+          <w:iCs/>
+          <w:i/>
+        </w:rPr>
+        <w:t xml:space="preserve"> </w:t>
+      </w:r>
+      <w:r>
+        <w:rPr>
+          <w:iCs/>
+          <w:i/>
+        </w:rPr>
+        <w:t xml:space="preserve">dựa trên tổng hợp Carboni et al. (2024/2025) và World Bank (2024) cho các vùng WB rộng — chưa được tính toán trực tiếp từ biến</w:t>
       </w:r>
       <w:r>
         <w:rPr>
@@ -5635,7 +5690,88 @@
           <w:iCs/>
           <w:i/>
         </w:rPr>
-        <w:t xml:space="preserve">gốc khi hoàn thiện. Bảng 6.1.1 (file 16 §6.1) cung cấp số liệu chính xác theo vùng WB.</w:t>
+        <w:t xml:space="preserve">và</w:t>
+      </w:r>
+      <w:r>
+        <w:rPr>
+          <w:iCs/>
+          <w:i/>
+        </w:rPr>
+        <w:t xml:space="preserve"> </w:t>
+      </w:r>
+      <w:r>
+        <w:rPr>
+          <w:rStyle w:val="VerbatimChar"/>
+          <w:iCs/>
+          <w:i/>
+        </w:rPr>
+        <w:t xml:space="preserve">b4</w:t>
+      </w:r>
+      <w:r>
+        <w:rPr>
+          <w:iCs/>
+          <w:i/>
+        </w:rPr>
+        <w:t xml:space="preserve"> </w:t>
+      </w:r>
+      <w:r>
+        <w:rPr>
+          <w:iCs/>
+          <w:i/>
+        </w:rPr>
+        <w:t xml:space="preserve">của pool WBES 101.185 doanh nghiệp trong chuyên đề này.</w:t>
+      </w:r>
+      <w:r>
+        <w:rPr>
+          <w:iCs/>
+          <w:i/>
+        </w:rPr>
+        <w:t xml:space="preserve"> </w:t>
+      </w:r>
+      <w:r>
+        <w:rPr>
+          <w:bCs/>
+          <w:b/>
+          <w:iCs/>
+          <w:i/>
+        </w:rPr>
+        <w:t xml:space="preserve">Cần thực hiện</w:t>
+      </w:r>
+      <w:r>
+        <w:rPr>
+          <w:iCs/>
+          <w:i/>
+        </w:rPr>
+        <w:t xml:space="preserve">: chạy</w:t>
+      </w:r>
+      <w:r>
+        <w:rPr>
+          <w:iCs/>
+          <w:i/>
+        </w:rPr>
+        <w:t xml:space="preserve"> </w:t>
+      </w:r>
+      <w:r>
+        <w:rPr>
+          <w:rStyle w:val="VerbatimChar"/>
+          <w:iCs/>
+          <w:i/>
+        </w:rPr>
+        <w:t xml:space="preserve">tabstat b7a b4, by(icrv_regime) stat(mean n)</w:t>
+      </w:r>
+      <w:r>
+        <w:rPr>
+          <w:iCs/>
+          <w:i/>
+        </w:rPr>
+        <w:t xml:space="preserve"> </w:t>
+      </w:r>
+      <w:r>
+        <w:rPr>
+          <w:iCs/>
+          <w:i/>
+        </w:rPr>
+        <w:t xml:space="preserve">trên dataset CĐ1 để thay thế bằng số liệu chính xác trước khi nộp Hội đồng. Bảng 6.1.1 (§6.1) cung cấp số liệu vùng WB tham khảo nhưng không phân theo ICRV typology của chuyên đề này.</w:t>
       </w:r>
     </w:p>
     <w:p>
@@ -6770,7 +6906,7 @@
           <w:bCs/>
           <w:b/>
         </w:rPr>
-        <w:t xml:space="preserve">14 nước × 16.979 doanh nghiệp</w:t>
+        <w:t xml:space="preserve">14 nước × 17.107 doanh nghiệp</w:t>
       </w:r>
       <w:r>
         <w:t xml:space="preserve">: (a) IND FSTS sụt 5 đpt (schema + Atmanirbhar Bharat); (b) Fiji website 74,8% &gt; Singapore 66,1%;</w:t>
@@ -9388,6 +9524,21 @@
         <w:pStyle w:val="BodyText"/>
       </w:pPr>
       <w:r>
+        <w:rPr>
+          <w:iCs/>
+          <w:i/>
+        </w:rPr>
+        <w:t xml:space="preserve">Ghi chú cỡ mẫu nhóm FDI dẫn dắt SEA (n=13.779)</w:t>
+      </w:r>
+      <w:r>
+        <w:t xml:space="preserve">: VNM ≈ 3.077 (3 đợt 2009+2015+2023), IDN ≈ 7.493 (3 đợt 2009+2015+2023), PHL ≈ 3.209 (2 đợt 2015+2024) — tổng kiểm tra = 13.779. VNM 3.077 là tổng pool; mẫu hồi quy hoàn chỉnh VNM n=2.958 (xem §5.3 footnote ¹).</w:t>
+      </w:r>
+    </w:p>
+    <w:p>
+      <w:pPr>
+        <w:pStyle w:val="BodyText"/>
+      </w:pPr>
+      <w:r>
         <w:t xml:space="preserve">Năm phát hiện: (1) FSTS phân tầng 5,0%-7,2%-13,2% bị che giấu; (2) FDI chênh lệch 6× ASEAN-3 vs Nam Á+Tây Á; (3) TCI ngược dấu; (4) Mongolia boundary case; (5) sd log 1,53 vs 1,16 — two-tier.</w:t>
       </w:r>
     </w:p>
@@ -9423,7 +9574,7 @@
           <w:iCs/>
           <w:i/>
         </w:rPr>
-        <w:t xml:space="preserve">14 quốc gia trong đợt 2025 (n=16.979 — v3.1 với Kiribati 2025).</w:t>
+        <w:t xml:space="preserve">14 quốc gia trong đợt 2025 (n=17.107 — v3.1 với Kiribati 2025).</w:t>
       </w:r>
     </w:p>
     <w:tbl>
@@ -11210,7 +11361,7 @@
                 <w:bCs/>
                 <w:b/>
               </w:rPr>
-              <w:t xml:space="preserve">16.979</w:t>
+              <w:t xml:space="preserve">17.107</w:t>
             </w:r>
           </w:p>
         </w:tc>

--- a/dist/chuyen_de_1/15_part2_findings.docx
+++ b/dist/chuyen_de_1/15_part2_findings.docx
@@ -2,7 +2,7 @@
 <file path=word/document.xml><?xml version="1.0" encoding="utf-8"?>
 <w:document xmlns:w="http://schemas.openxmlformats.org/wordprocessingml/2006/main" xmlns:m="http://schemas.openxmlformats.org/officeDocument/2006/math" xmlns:r="http://schemas.openxmlformats.org/officeDocument/2006/relationships" xmlns:o="urn:schemas-microsoft-com:office:office" xmlns:v="urn:schemas-microsoft-com:vml" xmlns:w10="urn:schemas-microsoft-com:office:word" xmlns:a="http://schemas.openxmlformats.org/drawingml/2006/main" xmlns:pic="http://schemas.openxmlformats.org/drawingml/2006/picture" xmlns:wp="http://schemas.openxmlformats.org/drawingml/2006/wordprocessingDrawing">
   <w:body>
-    <w:bookmarkStart w:id="42" w:name="X26e67f3ad01549bdfbc4c8732118186d6b9081c"/>
+    <w:bookmarkStart w:id="60" w:name="X26e67f3ad01549bdfbc4c8732118186d6b9081c"/>
     <w:p>
       <w:pPr>
         <w:pStyle w:val="Heading1"/>
@@ -120,7 +120,7 @@
         </w:pict>
       </w:r>
     </w:p>
-    <w:bookmarkStart w:id="41" w:name="X7d7445c3e22f444c24f6085672cd03a46e26387"/>
+    <w:bookmarkStart w:id="59" w:name="X7d7445c3e22f444c24f6085672cd03a46e26387"/>
     <w:p>
       <w:pPr>
         <w:pStyle w:val="Heading2"/>
@@ -129,7 +129,7 @@
         <w:t xml:space="preserve">CHƯƠNG 4 — THỰC TRẠNG HIỆU QUẢ DOANH NGHIỆP CHÂU Á 2009–2025</w:t>
       </w:r>
     </w:p>
-    <w:bookmarkStart w:id="20" w:name="X47eb90e4cdf5f2f13d93872f397578922bdca81"/>
+    <w:bookmarkStart w:id="26" w:name="X47eb90e4cdf5f2f13d93872f397578922bdca81"/>
     <w:p>
       <w:pPr>
         <w:pStyle w:val="Heading3"/>
@@ -213,7 +213,46 @@
         <w:pStyle w:val="BodyText"/>
       </w:pPr>
       <w:r>
-        <w:t xml:space="preserve">Hình 4.1.1 — Phân bố pool 5 phân nhóm con thể chế (n=101.185 doanh nghiệp)</w:t>
+        <w:drawing>
+          <wp:inline>
+            <wp:extent cx="5753100" cy="3141580"/>
+            <wp:effectExtent b="0" l="0" r="0" t="0"/>
+            <wp:docPr descr="Hình 4.1.1 — Phân bố pool 5 phân nhóm con thể chế (n=101.185 doanh nghiệp)" title="" id="21" name="Picture"/>
+            <a:graphic>
+              <a:graphicData uri="http://schemas.openxmlformats.org/drawingml/2006/picture">
+                <pic:pic>
+                  <pic:nvPicPr>
+                    <pic:cNvPr descr="figures/fig_4_1_pool_composition.png" id="22" name="Picture"/>
+                    <pic:cNvPicPr>
+                      <a:picLocks noChangeArrowheads="1" noChangeAspect="1"/>
+                    </pic:cNvPicPr>
+                  </pic:nvPicPr>
+                  <pic:blipFill>
+                    <a:blip r:embed="rId20"/>
+                    <a:stretch>
+                      <a:fillRect/>
+                    </a:stretch>
+                  </pic:blipFill>
+                  <pic:spPr bwMode="auto">
+                    <a:xfrm>
+                      <a:off x="0" y="0"/>
+                      <a:ext cx="5753100" cy="3141580"/>
+                    </a:xfrm>
+                    <a:prstGeom prst="rect">
+                      <a:avLst/>
+                    </a:prstGeom>
+                    <a:noFill/>
+                    <a:ln w="9525">
+                      <a:noFill/>
+                      <a:headEnd/>
+                      <a:tailEnd/>
+                    </a:ln>
+                  </pic:spPr>
+                </pic:pic>
+              </a:graphicData>
+            </a:graphic>
+          </wp:inline>
+        </w:drawing>
       </w:r>
     </w:p>
     <w:p>
@@ -284,7 +323,46 @@
         <w:pStyle w:val="BodyText"/>
       </w:pPr>
       <w:r>
-        <w:t xml:space="preserve">Hình 4.0 — Phân bố mẫu 101.185 doanh nghiệp xuyên 17 năm (2009–2025) theo 3 thế hệ schema WBES</w:t>
+        <w:drawing>
+          <wp:inline>
+            <wp:extent cx="5753100" cy="2577276"/>
+            <wp:effectExtent b="0" l="0" r="0" t="0"/>
+            <wp:docPr descr="Hình 4.0 — Phân bố mẫu 101.185 doanh nghiệp xuyên 17 năm (2009–2025) theo 3 thế hệ schema WBES" title="" id="24" name="Picture"/>
+            <a:graphic>
+              <a:graphicData uri="http://schemas.openxmlformats.org/drawingml/2006/picture">
+                <pic:pic>
+                  <pic:nvPicPr>
+                    <pic:cNvPr descr="figures/fig_4_0_pool_by_year.png" id="25" name="Picture"/>
+                    <pic:cNvPicPr>
+                      <a:picLocks noChangeArrowheads="1" noChangeAspect="1"/>
+                    </pic:cNvPicPr>
+                  </pic:nvPicPr>
+                  <pic:blipFill>
+                    <a:blip r:embed="rId23"/>
+                    <a:stretch>
+                      <a:fillRect/>
+                    </a:stretch>
+                  </pic:blipFill>
+                  <pic:spPr bwMode="auto">
+                    <a:xfrm>
+                      <a:off x="0" y="0"/>
+                      <a:ext cx="5753100" cy="2577276"/>
+                    </a:xfrm>
+                    <a:prstGeom prst="rect">
+                      <a:avLst/>
+                    </a:prstGeom>
+                    <a:noFill/>
+                    <a:ln w="9525">
+                      <a:noFill/>
+                      <a:headEnd/>
+                      <a:tailEnd/>
+                    </a:ln>
+                  </pic:spPr>
+                </pic:pic>
+              </a:graphicData>
+            </a:graphic>
+          </wp:inline>
+        </w:drawing>
       </w:r>
     </w:p>
     <w:p>
@@ -417,8 +495,8 @@
         <w:t xml:space="preserve">; giới hạn cực trị (winsorize) log năng suất ở mức 1/99 phân vị trong cụm quốc gia × năm. Doanh thu chưa quy đổi sang USD PPP.</w:t>
       </w:r>
     </w:p>
-    <w:bookmarkEnd w:id="20"/>
-    <w:bookmarkStart w:id="21" w:name="Xc2c0ca7aa2dfd6cdea26525f5c28f977cd7a4b9"/>
+    <w:bookmarkEnd w:id="26"/>
+    <w:bookmarkStart w:id="30" w:name="Xc2c0ca7aa2dfd6cdea26525f5c28f977cd7a4b9"/>
     <w:p>
       <w:pPr>
         <w:pStyle w:val="Heading3"/>
@@ -1159,7 +1237,46 @@
         <w:pStyle w:val="BodyText"/>
       </w:pPr>
       <w:r>
-        <w:t xml:space="preserve">Hình 4.2 — Phân phối năng suất theo 6 phân nhóm con (kernel density, n=101.185)</w:t>
+        <w:drawing>
+          <wp:inline>
+            <wp:extent cx="5753100" cy="3401496"/>
+            <wp:effectExtent b="0" l="0" r="0" t="0"/>
+            <wp:docPr descr="Hình 4.2 — Phân phối năng suất theo 6 phân nhóm con (kernel density, n=101.185)" title="" id="28" name="Picture"/>
+            <a:graphic>
+              <a:graphicData uri="http://schemas.openxmlformats.org/drawingml/2006/picture">
+                <pic:pic>
+                  <pic:nvPicPr>
+                    <pic:cNvPr descr="figures/fig_4_2_productivity_density.png" id="29" name="Picture"/>
+                    <pic:cNvPicPr>
+                      <a:picLocks noChangeArrowheads="1" noChangeAspect="1"/>
+                    </pic:cNvPicPr>
+                  </pic:nvPicPr>
+                  <pic:blipFill>
+                    <a:blip r:embed="rId27"/>
+                    <a:stretch>
+                      <a:fillRect/>
+                    </a:stretch>
+                  </pic:blipFill>
+                  <pic:spPr bwMode="auto">
+                    <a:xfrm>
+                      <a:off x="0" y="0"/>
+                      <a:ext cx="5753100" cy="3401496"/>
+                    </a:xfrm>
+                    <a:prstGeom prst="rect">
+                      <a:avLst/>
+                    </a:prstGeom>
+                    <a:noFill/>
+                    <a:ln w="9525">
+                      <a:noFill/>
+                      <a:headEnd/>
+                      <a:tailEnd/>
+                    </a:ln>
+                  </pic:spPr>
+                </pic:pic>
+              </a:graphicData>
+            </a:graphic>
+          </wp:inline>
+        </w:drawing>
       </w:r>
     </w:p>
     <w:p>
@@ -1249,8 +1366,8 @@
         <w:t xml:space="preserve">Hsieh &amp; Klenow (2009, 2014); (3) SIDS ở mức trung bình ~1,32 (v3.1); (4) tỷ số P90/P10 tăng đơn điệu theo phân nhóm con; (5) bằng chứng cho H5 — điều tiết thể chế (institutional moderation).</w:t>
       </w:r>
     </w:p>
-    <w:bookmarkEnd w:id="21"/>
-    <w:bookmarkStart w:id="22" w:name="X49e6a83a3edd7a7248fb949f5c6416aeb2d23bb"/>
+    <w:bookmarkEnd w:id="30"/>
+    <w:bookmarkStart w:id="31" w:name="X49e6a83a3edd7a7248fb949f5c6416aeb2d23bb"/>
     <w:p>
       <w:pPr>
         <w:pStyle w:val="Heading3"/>
@@ -1609,8 +1726,8 @@
         <w:t xml:space="preserve">Trung vị FSTS bằng 0% — phân phối phân cực mạnh; SIDS có CAGR việc làm cao nhất.</w:t>
       </w:r>
     </w:p>
-    <w:bookmarkEnd w:id="22"/>
-    <w:bookmarkStart w:id="26" w:name="X9da48440be0f68d2ca17e87929ae187af48e20c"/>
+    <w:bookmarkEnd w:id="31"/>
+    <w:bookmarkStart w:id="35" w:name="X9da48440be0f68d2ca17e87929ae187af48e20c"/>
     <w:p>
       <w:pPr>
         <w:pStyle w:val="Heading3"/>
@@ -1619,7 +1736,7 @@
         <w:t xml:space="preserve">4.4 Thực trạng đổi mới sáng tạo và năng lực số</w:t>
       </w:r>
     </w:p>
-    <w:bookmarkStart w:id="23" w:name="X9b69c66241ca10117bab41129d52be8e3213a5b"/>
+    <w:bookmarkStart w:id="32" w:name="X9b69c66241ca10117bab41129d52be8e3213a5b"/>
     <w:p>
       <w:pPr>
         <w:pStyle w:val="Heading4"/>
@@ -2837,8 +2954,8 @@
         <w:t xml:space="preserve">; phân tách rõ Năng lực công nghệ (TCI) so với Năng lực số (DAI) — kế thừa Đỗ &amp; Phan (2026 — VEFR).</w:t>
       </w:r>
     </w:p>
-    <w:bookmarkEnd w:id="23"/>
-    <w:bookmarkStart w:id="24" w:name="X0e36d2ac3de1653c330320ad0d0ed4280ae22ec"/>
+    <w:bookmarkEnd w:id="32"/>
+    <w:bookmarkStart w:id="33" w:name="X0e36d2ac3de1653c330320ad0d0ed4280ae22ec"/>
     <w:p>
       <w:pPr>
         <w:pStyle w:val="Heading4"/>
@@ -3093,8 +3210,8 @@
         <w:t xml:space="preserve">(business models reshaped — kế thừa Banalieva &amp; Dhanaraj, 2019 layered framework).</w:t>
       </w:r>
     </w:p>
-    <w:bookmarkEnd w:id="24"/>
-    <w:bookmarkStart w:id="25" w:name="Xc93e2c40efba7dc00d5f6210aea0ec8c7a942df"/>
+    <w:bookmarkEnd w:id="33"/>
+    <w:bookmarkStart w:id="34" w:name="Xc93e2c40efba7dc00d5f6210aea0ec8c7a942df"/>
     <w:p>
       <w:pPr>
         <w:pStyle w:val="Heading4"/>
@@ -3649,9 +3766,9 @@
         <w:t xml:space="preserve">: Cross-validation construct boundary — chạy Spec 2 chỉ ở 41 nước có đủ Tier 1+2 data (BREADY+ wave); confirm rằng pattern Singapore-style (DAI × FSTS² dương) emerges khi có composite digital adoption metric. Nếu confirm → đóng góp lý thuyết mạnh cho CDCM (Đỗ &amp; Phan, 2026 mở rộng từ APJM sang luận án). Nếu không confirm → cần Tier 3 (ERP/CRM) hoặc Tier 4 (AI) để nắm cơ chế thực sự — hàm ý cho data collection tương lai (limitations §7.3.4 file 16).</w:t>
       </w:r>
     </w:p>
-    <w:bookmarkEnd w:id="25"/>
-    <w:bookmarkEnd w:id="26"/>
-    <w:bookmarkStart w:id="29" w:name="X6e67086062c2d278d9098d05d76f4a8c0ad80a9"/>
+    <w:bookmarkEnd w:id="34"/>
+    <w:bookmarkEnd w:id="35"/>
+    <w:bookmarkStart w:id="41" w:name="X6e67086062c2d278d9098d05d76f4a8c0ad80a9"/>
     <w:p>
       <w:pPr>
         <w:pStyle w:val="Heading3"/>
@@ -4023,7 +4140,46 @@
         <w:pStyle w:val="BodyText"/>
       </w:pPr>
       <w:r>
-        <w:t xml:space="preserve">Hình 4.6 — Phân phối quy mô doanh nghiệp theo phân nhóm con (n=101.185)</w:t>
+        <w:drawing>
+          <wp:inline>
+            <wp:extent cx="5753100" cy="3545232"/>
+            <wp:effectExtent b="0" l="0" r="0" t="0"/>
+            <wp:docPr descr="Hình 4.6 — Phân phối quy mô doanh nghiệp theo phân nhóm con (n=101.185)" title="" id="37" name="Picture"/>
+            <a:graphic>
+              <a:graphicData uri="http://schemas.openxmlformats.org/drawingml/2006/picture">
+                <pic:pic>
+                  <pic:nvPicPr>
+                    <pic:cNvPr descr="figures/fig_4_6_firm_size.png" id="38" name="Picture"/>
+                    <pic:cNvPicPr>
+                      <a:picLocks noChangeArrowheads="1" noChangeAspect="1"/>
+                    </pic:cNvPicPr>
+                  </pic:nvPicPr>
+                  <pic:blipFill>
+                    <a:blip r:embed="rId36"/>
+                    <a:stretch>
+                      <a:fillRect/>
+                    </a:stretch>
+                  </pic:blipFill>
+                  <pic:spPr bwMode="auto">
+                    <a:xfrm>
+                      <a:off x="0" y="0"/>
+                      <a:ext cx="5753100" cy="3545232"/>
+                    </a:xfrm>
+                    <a:prstGeom prst="rect">
+                      <a:avLst/>
+                    </a:prstGeom>
+                    <a:noFill/>
+                    <a:ln w="9525">
+                      <a:noFill/>
+                      <a:headEnd/>
+                      <a:tailEnd/>
+                    </a:ln>
+                  </pic:spPr>
+                </pic:pic>
+              </a:graphicData>
+            </a:graphic>
+          </wp:inline>
+        </w:drawing>
       </w:r>
     </w:p>
     <w:p>
@@ -4089,7 +4245,7 @@
         <w:t xml:space="preserve">.</w:t>
       </w:r>
     </w:p>
-    <w:bookmarkStart w:id="27" w:name="X9476a1a8fffd24dba67dea0749f7b6a1e9907cc"/>
+    <w:bookmarkStart w:id="39" w:name="X9476a1a8fffd24dba67dea0749f7b6a1e9907cc"/>
     <w:p>
       <w:pPr>
         <w:pStyle w:val="Heading4"/>
@@ -5110,8 +5266,8 @@
         <w:t xml:space="preserve">— không chỉ 2 lĩnh vực (đổi mới + năng lực số) như §4.4 hiện đang phân tích.</w:t>
       </w:r>
     </w:p>
-    <w:bookmarkEnd w:id="27"/>
-    <w:bookmarkStart w:id="28" w:name="X29668a08035432e8f39a3dfa599c3d6a9d31d49"/>
+    <w:bookmarkEnd w:id="39"/>
+    <w:bookmarkStart w:id="40" w:name="X29668a08035432e8f39a3dfa599c3d6a9d31d49"/>
     <w:p>
       <w:pPr>
         <w:pStyle w:val="Heading4"/>
@@ -5804,9 +5960,9 @@
         <w:t xml:space="preserve">). Carboni et al. framework gợi ý: tác động female top manager lên firm performance không phải tuyến tính mà phụ thuộc vào (a) mức độ số hóa (DAI) — technology complement gender diversity; (b) ICRV regime — thể chế mạnh khuếch đại tác động gender diversity; (c) ngành — tech-dynamic industries có ROI cao hơn từ gender diverse leadership.</w:t>
       </w:r>
     </w:p>
-    <w:bookmarkEnd w:id="28"/>
-    <w:bookmarkEnd w:id="29"/>
-    <w:bookmarkStart w:id="30" w:name="X6391a3bb9aef206e09a1ede1e8a14537396c493"/>
+    <w:bookmarkEnd w:id="40"/>
+    <w:bookmarkEnd w:id="41"/>
+    <w:bookmarkStart w:id="48" w:name="X6391a3bb9aef206e09a1ede1e8a14537396c493"/>
     <w:p>
       <w:pPr>
         <w:pStyle w:val="Heading3"/>
@@ -6242,7 +6398,46 @@
         <w:pStyle w:val="BodyText"/>
       </w:pPr>
       <w:r>
-        <w:t xml:space="preserve">Hình 4.4 — Slope chart 2009–2012 vs 2018–2025 (Δ điểm phần trăm 5 chỉ số)</w:t>
+        <w:drawing>
+          <wp:inline>
+            <wp:extent cx="5753100" cy="2590690"/>
+            <wp:effectExtent b="0" l="0" r="0" t="0"/>
+            <wp:docPr descr="Hình 4.4 — Slope chart 2009–2012 vs 2018–2025 (Δ điểm phần trăm 5 chỉ số)" title="" id="43" name="Picture"/>
+            <a:graphic>
+              <a:graphicData uri="http://schemas.openxmlformats.org/drawingml/2006/picture">
+                <pic:pic>
+                  <pic:nvPicPr>
+                    <pic:cNvPr descr="figures/fig_4_4_growth_pathway.png" id="44" name="Picture"/>
+                    <pic:cNvPicPr>
+                      <a:picLocks noChangeArrowheads="1" noChangeAspect="1"/>
+                    </pic:cNvPicPr>
+                  </pic:nvPicPr>
+                  <pic:blipFill>
+                    <a:blip r:embed="rId42"/>
+                    <a:stretch>
+                      <a:fillRect/>
+                    </a:stretch>
+                  </pic:blipFill>
+                  <pic:spPr bwMode="auto">
+                    <a:xfrm>
+                      <a:off x="0" y="0"/>
+                      <a:ext cx="5753100" cy="2590690"/>
+                    </a:xfrm>
+                    <a:prstGeom prst="rect">
+                      <a:avLst/>
+                    </a:prstGeom>
+                    <a:noFill/>
+                    <a:ln w="9525">
+                      <a:noFill/>
+                      <a:headEnd/>
+                      <a:tailEnd/>
+                    </a:ln>
+                  </pic:spPr>
+                </pic:pic>
+              </a:graphicData>
+            </a:graphic>
+          </wp:inline>
+        </w:drawing>
       </w:r>
     </w:p>
     <w:p>
@@ -6313,7 +6508,46 @@
         <w:pStyle w:val="BodyText"/>
       </w:pPr>
       <w:r>
-        <w:t xml:space="preserve">Hình 4.7 — Spider chart 5 chiều × 2 mốc thời gian (Advanced, Emerging, SIDS)</w:t>
+        <w:drawing>
+          <wp:inline>
+            <wp:extent cx="5753100" cy="2222977"/>
+            <wp:effectExtent b="0" l="0" r="0" t="0"/>
+            <wp:docPr descr="Hình 4.7 — Spider chart 5 chiều × 2 mốc thời gian (Advanced, Emerging, SIDS)" title="" id="46" name="Picture"/>
+            <a:graphic>
+              <a:graphicData uri="http://schemas.openxmlformats.org/drawingml/2006/picture">
+                <pic:pic>
+                  <pic:nvPicPr>
+                    <pic:cNvPr descr="figures/fig_4_7_spider_chart.png" id="47" name="Picture"/>
+                    <pic:cNvPicPr>
+                      <a:picLocks noChangeArrowheads="1" noChangeAspect="1"/>
+                    </pic:cNvPicPr>
+                  </pic:nvPicPr>
+                  <pic:blipFill>
+                    <a:blip r:embed="rId45"/>
+                    <a:stretch>
+                      <a:fillRect/>
+                    </a:stretch>
+                  </pic:blipFill>
+                  <pic:spPr bwMode="auto">
+                    <a:xfrm>
+                      <a:off x="0" y="0"/>
+                      <a:ext cx="5753100" cy="2222977"/>
+                    </a:xfrm>
+                    <a:prstGeom prst="rect">
+                      <a:avLst/>
+                    </a:prstGeom>
+                    <a:noFill/>
+                    <a:ln w="9525">
+                      <a:noFill/>
+                      <a:headEnd/>
+                      <a:tailEnd/>
+                    </a:ln>
+                  </pic:spPr>
+                </pic:pic>
+              </a:graphicData>
+            </a:graphic>
+          </wp:inline>
+        </w:drawing>
       </w:r>
     </w:p>
     <w:p>
@@ -6379,8 +6613,8 @@
         <w:t xml:space="preserve">.</w:t>
       </w:r>
     </w:p>
-    <w:bookmarkEnd w:id="30"/>
-    <w:bookmarkStart w:id="32" w:name="X47afba15eda09d6304b88468d99af6dab5ef69e"/>
+    <w:bookmarkEnd w:id="48"/>
+    <w:bookmarkStart w:id="50" w:name="X47afba15eda09d6304b88468d99af6dab5ef69e"/>
     <w:p>
       <w:pPr>
         <w:pStyle w:val="Heading3"/>
@@ -6982,7 +7216,7 @@
         <w:t xml:space="preserve">: hồi quy đa biến (CĐ2); panel/IV identification (CĐ2); industry-level descriptive tables (Phase 2 7/2026); năng suất USD PPP (Phase 1 6/2026); resource dependence trực tiếp (Phase 1).</w:t>
       </w:r>
     </w:p>
-    <w:bookmarkStart w:id="31" w:name="Xf63aadf8066ea37d60f1882df941c784fa6d787"/>
+    <w:bookmarkStart w:id="49" w:name="Xf63aadf8066ea37d60f1882df941c784fa6d787"/>
     <w:p>
       <w:pPr>
         <w:pStyle w:val="Heading4"/>
@@ -7922,9 +8156,9 @@
         <w:t xml:space="preserve">.</w:t>
       </w:r>
     </w:p>
-    <w:bookmarkEnd w:id="31"/>
-    <w:bookmarkEnd w:id="32"/>
-    <w:bookmarkStart w:id="33" w:name="X5b86ef82f02a3f57b151c9c771399d7d901d53b"/>
+    <w:bookmarkEnd w:id="49"/>
+    <w:bookmarkEnd w:id="50"/>
+    <w:bookmarkStart w:id="51" w:name="X5b86ef82f02a3f57b151c9c771399d7d901d53b"/>
     <w:p>
       <w:pPr>
         <w:pStyle w:val="Heading3"/>
@@ -9213,8 +9447,8 @@
         <w:t xml:space="preserve">— bảng Industry × Institutional Quality interaction cần thiết để confirm/disconfirm H1-H2 của Kafouros với 41 nước châu Á (vs 16 nước CEE của Kafouros). Nếu interaction tech_dynamism × institutional_quality dương và significant ở mức p&lt;.05, đây là evidence châu Á-specific cho industry-bounded institutional advantage — đóng góp lý thuyết của luận án.</w:t>
       </w:r>
     </w:p>
-    <w:bookmarkEnd w:id="33"/>
-    <w:bookmarkStart w:id="34" w:name="X71a74cdd34152b5a74aff8a8052f8472d9562d0"/>
+    <w:bookmarkEnd w:id="51"/>
+    <w:bookmarkStart w:id="52" w:name="X71a74cdd34152b5a74aff8a8052f8472d9562d0"/>
     <w:p>
       <w:pPr>
         <w:pStyle w:val="Heading3"/>
@@ -9924,8 +10158,8 @@
         <w:t xml:space="preserve">Năm phát hiện: (1) FSTS phân tầng 5,0%-7,2%-13,2% bị che giấu; (2) FDI chênh lệch 6× ASEAN-3 vs Nam Á+Tây Á; (3) TCI ngược dấu; (4) Mongolia boundary case; (5) sd log 1,53 vs 1,16 — two-tier (Hsieh &amp; Klenow, 2009).</w:t>
       </w:r>
     </w:p>
-    <w:bookmarkEnd w:id="34"/>
-    <w:bookmarkStart w:id="35" w:name="Xff4a512a3a7369f731f273600b6b6df89aaf71a"/>
+    <w:bookmarkEnd w:id="52"/>
+    <w:bookmarkStart w:id="53" w:name="Xff4a512a3a7369f731f273600b6b6df89aaf71a"/>
     <w:p>
       <w:pPr>
         <w:pStyle w:val="Heading3"/>
@@ -11974,8 +12208,8 @@
         <w:t xml:space="preserve">.</w:t>
       </w:r>
     </w:p>
-    <w:bookmarkEnd w:id="35"/>
-    <w:bookmarkStart w:id="40" w:name="X3ee548cfa3fb9cd93772514558d03d29daa2344"/>
+    <w:bookmarkEnd w:id="53"/>
+    <w:bookmarkStart w:id="58" w:name="X3ee548cfa3fb9cd93772514558d03d29daa2344"/>
     <w:p>
       <w:pPr>
         <w:pStyle w:val="Heading3"/>
@@ -12050,7 +12284,7 @@
         <w:t xml:space="preserve">NCS đã có cảnh báo trong §4.10 (mục 5: R&amp;D schema-induced overestimation) nhưng cần làm sâu hơn với 3 đề xuất phương pháp luận.</w:t>
       </w:r>
     </w:p>
-    <w:bookmarkStart w:id="36" w:name="X89a400c48edb7a048019b34ecd59b368db1ed89"/>
+    <w:bookmarkStart w:id="54" w:name="X89a400c48edb7a048019b34ecd59b368db1ed89"/>
     <w:p>
       <w:pPr>
         <w:pStyle w:val="Heading4"/>
@@ -12185,8 +12419,8 @@
         <w:t xml:space="preserve">vào Spec 1 (full pool, 101.185 firms) và Spec 2 (2018-2025, ~50.000 firms) cho CĐ2.</w:t>
       </w:r>
     </w:p>
-    <w:bookmarkEnd w:id="36"/>
-    <w:bookmarkStart w:id="37" w:name="X8cc0e76babbea10c6d363d660f0bb9305a8e514"/>
+    <w:bookmarkEnd w:id="54"/>
+    <w:bookmarkStart w:id="55" w:name="X8cc0e76babbea10c6d363d660f0bb9305a8e514"/>
     <w:p>
       <w:pPr>
         <w:pStyle w:val="Heading4"/>
@@ -12368,8 +12602,8 @@
         <w:t xml:space="preserve">(sau Manufacturing-only, ICT-excluded, Tourism-separated SIDS, Construction-tested Gulf, Mining-excluded resource).</w:t>
       </w:r>
     </w:p>
-    <w:bookmarkEnd w:id="37"/>
-    <w:bookmarkStart w:id="38" w:name="Xab69fcb55f0effc3845a43884fac9132a0be221"/>
+    <w:bookmarkEnd w:id="55"/>
+    <w:bookmarkStart w:id="56" w:name="Xab69fcb55f0effc3845a43884fac9132a0be221"/>
     <w:p>
       <w:pPr>
         <w:pStyle w:val="Heading4"/>
@@ -12548,8 +12782,8 @@
         <w:t xml:space="preserve">"Biến rủi ro dữ liệu thành chương phân tích hướng tới tương lai cực kỳ giá trị."</w:t>
       </w:r>
     </w:p>
-    <w:bookmarkEnd w:id="38"/>
-    <w:bookmarkStart w:id="39" w:name="X4d66f53d7d10335ba04975d38364e940e33b415"/>
+    <w:bookmarkEnd w:id="56"/>
+    <w:bookmarkStart w:id="57" w:name="X4d66f53d7d10335ba04975d38364e940e33b415"/>
     <w:p>
       <w:pPr>
         <w:pStyle w:val="Heading4"/>
@@ -12814,10 +13048,10 @@
         </w:pict>
       </w:r>
     </w:p>
-    <w:bookmarkEnd w:id="39"/>
-    <w:bookmarkEnd w:id="40"/>
-    <w:bookmarkEnd w:id="41"/>
-    <w:bookmarkEnd w:id="42"/>
+    <w:bookmarkEnd w:id="57"/>
+    <w:bookmarkEnd w:id="58"/>
+    <w:bookmarkEnd w:id="59"/>
+    <w:bookmarkEnd w:id="60"/>
     <w:sectPr>
       <w:pgSz w:h="16838" w:w="11906"/>
       <w:pgMar w:bottom="1134" w:left="1701" w:right="1134" w:top="1134"/>

--- a/dist/chuyen_de_1/15_part2_findings.docx
+++ b/dist/chuyen_de_1/15_part2_findings.docx
@@ -7112,7 +7112,7 @@
         <w:t xml:space="preserve">Hệ giả thuyết H1–H6</w:t>
       </w:r>
       <w:r>
-        <w:t xml:space="preserve">: H1 phi tuyến; H2 TCI điều tiết; H3 DAI có điều kiện; H4 phân nhóm con thể chế (5+8 phân nhóm con); H5 cụm tài nguyên; H6 chi phí buộc phải quốc tế hóa (</w:t>
+        <w:t xml:space="preserve">: H1 phi tuyến; H2 TCI điều tiết; H3 DAI có điều kiện; H4 phân nhóm con thể chế (5+8 phân nhóm con); H5 cụm tài nguyên; H6 gánh nặng quốc tế hóa bắt buộc (</w:t>
       </w:r>
       <w:r>
         <w:rPr>

--- a/dist/chuyen_de_1/15_part2_findings.docx
+++ b/dist/chuyen_de_1/15_part2_findings.docx
@@ -2951,7 +2951,7 @@
         <w:t xml:space="preserve">thích nghi và nhảy vọt số (adaptation + digital leapfrog)</w:t>
       </w:r>
       <w:r>
-        <w:t xml:space="preserve">; phân tách rõ Năng lực công nghệ (TCI) so với Năng lực số (DAI) — kế thừa Đỗ &amp; Phan (2026 — VEFR).</w:t>
+        <w:t xml:space="preserve">; phân tách rõ Năng lực công nghệ (TCI) so với Áp dụng số (DAI) — kế thừa Đỗ &amp; Phan (2026 — VEFR).</w:t>
       </w:r>
     </w:p>
     <w:bookmarkEnd w:id="32"/>
@@ -2981,7 +2981,7 @@
         <w:t xml:space="preserve"> </w:t>
       </w:r>
       <w:r>
-        <w:t xml:space="preserve">Y/N) đại diện cho "Năng lực số (DAI)". Trong khi đó TCI được đo bằng nhiều thành phần vững chắc (R&amp;D + ISO multi-component aspirational).</w:t>
+        <w:t xml:space="preserve">Y/N) đại diện cho "Áp dụng số (DAI)". Trong khi đó TCI được đo bằng nhiều thành phần vững chắc (R&amp;D + ISO multi-component aspirational).</w:t>
       </w:r>
       <w:r>
         <w:t xml:space="preserve"> </w:t>
@@ -3048,7 +3048,7 @@
         <w:t xml:space="preserve">Đề xuất rebrand v3.5</w:t>
       </w:r>
       <w:r>
-        <w:t xml:space="preserve">: Đổi tên biến trong Spec 1 từ "DAI / Năng lực số / Chuyển đổi số" sang</w:t>
+        <w:t xml:space="preserve">: Đổi tên biến trong Spec 1 từ "DAI / Áp dụng số / Chuyển đổi số" sang</w:t>
       </w:r>
       <w:r>
         <w:t xml:space="preserve"> </w:t>

--- a/dist/chuyen_de_1/15_part2_findings.docx
+++ b/dist/chuyen_de_1/15_part2_findings.docx
@@ -12275,7 +12275,7 @@
           <w:iCs/>
           <w:i/>
         </w:rPr>
-        <w:t xml:space="preserve">"Đứt gãy schema BREADY 2025 đe dọa trực tiếp đến tính liên tục của phân tích chuỗi thời gian. Mô hình kiểm tra điểm uốn sẽ cho ra kết luận sai lệch hoàn toàn nếu không xử lý."</w:t>
+        <w:t xml:space="preserve">"Đứt gãy schema BREADY 2025 đe dọa trực tiếp đến tính liên tục của phân tích chuỗi thời gian. Mô hình kiểm tra điểm ngưỡng sẽ cho ra kết luận sai lệch hoàn toàn nếu không xử lý."</w:t>
       </w:r>
       <w:r>
         <w:t xml:space="preserve"> </w:t>

--- a/dist/chuyen_de_1/15_part2_findings.docx
+++ b/dist/chuyen_de_1/15_part2_findings.docx
@@ -120,13 +120,13 @@
         </w:pict>
       </w:r>
     </w:p>
-    <w:bookmarkStart w:id="59" w:name="X7d7445c3e22f444c24f6085672cd03a46e26387"/>
+    <w:bookmarkStart w:id="59" w:name="X46d4a3f7db4696f3f22d148ddd889837903cc58"/>
     <w:p>
       <w:pPr>
         <w:pStyle w:val="Heading2"/>
       </w:pPr>
       <w:r>
-        <w:t xml:space="preserve">CHƯƠNG 4 — THỰC TRẠNG HIỆU QUẢ DOANH NGHIỆP CHÂU Á 2009–2025</w:t>
+        <w:t xml:space="preserve">CHƯƠNG 4 — THỰC TRẠNG HIỆU QUẢ HOẠT ĐỘNG KINH DOANH CHÂU Á 2009–2025</w:t>
       </w:r>
     </w:p>
     <w:bookmarkStart w:id="26" w:name="X47eb90e4cdf5f2f13d93872f397578922bdca81"/>
@@ -8025,7 +8025,7 @@
         <w:t xml:space="preserve"> </w:t>
       </w:r>
       <w:r>
-        <w:t xml:space="preserve">(b-1) từ WBES question j7a-j7f → kiểm tra hệ số khác nhau xuyên 8 phân nhóm con thể chế. Giả thuyết H8 (mới): tác động tham nhũng lên hiệu quả doanh nghiệp khác biệt giữa "extensive corruption" (Bribery Incidence cao, Depth thấp — tham nhũng phổ biến nhưng mỗi giao dịch ít) và "intensive corruption" (Incidence thấp, Depth cao — chỉ một số ít DN nhưng giao dịch nào cũng tham nhũng).</w:t>
+        <w:t xml:space="preserve">(b-1) từ WBES question j7a-j7f → kiểm tra hệ số khác nhau xuyên 8 phân nhóm con thể chế. Giả thuyết H8 (mới): tác động tham nhũng lên hiệu quả hoạt động kinh doanh khác biệt giữa "extensive corruption" (Bribery Incidence cao, Depth thấp — tham nhũng phổ biến nhưng mỗi giao dịch ít) và "intensive corruption" (Incidence thấp, Depth cao — chỉ một số ít DN nhưng giao dịch nào cũng tham nhũng).</w:t>
       </w:r>
     </w:p>
     <w:p>
@@ -9207,7 +9207,7 @@
         <w:t xml:space="preserve"> </w:t>
       </w:r>
       <w:r>
-        <w:t xml:space="preserve">hiệu quả doanh nghiệp do ba cơ chế (partnership identification, IPR enforcement, interfirm market exchange);</w:t>
+        <w:t xml:space="preserve">hiệu quả hoạt động kinh doanh do ba cơ chế (partnership identification, IPR enforcement, interfirm market exchange);</w:t>
       </w:r>
       <w:r>
         <w:t xml:space="preserve"> </w:t>
